--- a/Percorso_Api.docx
+++ b/Percorso_Api.docx
@@ -4,7 +4,7 @@
   <w:body>
     <w:tbl>
       <w:tblPr>
-        <w:tblW w:w="0" w:type="auto"/>
+        <w:tblW w:w="9356" w:type="dxa"/>
         <w:tblCellSpacing w:w="15" w:type="dxa"/>
         <w:tblLayout w:type="fixed"/>
         <w:tblCellMar>
@@ -16,10 +16,11 @@
         <w:tblLook w:val="04A0" w:firstRow="1" w:lastRow="0" w:firstColumn="1" w:lastColumn="0" w:noHBand="0" w:noVBand="1"/>
       </w:tblPr>
       <w:tblGrid>
+        <w:gridCol w:w="1276"/>
+        <w:gridCol w:w="2126"/>
+        <w:gridCol w:w="2977"/>
         <w:gridCol w:w="1701"/>
-        <w:gridCol w:w="2977"/>
-        <w:gridCol w:w="3119"/>
-        <w:gridCol w:w="1559"/>
+        <w:gridCol w:w="1276"/>
       </w:tblGrid>
       <w:tr>
         <w:trPr>
@@ -28,30 +29,21 @@
         </w:trPr>
         <w:tc>
           <w:tcPr>
-            <w:tcW w:w="1656" w:type="dxa"/>
+            <w:tcW w:w="1231" w:type="dxa"/>
             <w:vAlign w:val="center"/>
             <w:hideMark/>
           </w:tcPr>
           <w:p>
             <w:pPr>
-              <w:spacing w:after="0" w:line="240" w:lineRule="auto"/>
               <w:rPr>
-                <w:rFonts w:ascii="Times New Roman" w:eastAsia="Times New Roman" w:hAnsi="Times New Roman" w:cs="Times New Roman"/>
                 <w:b/>
                 <w:bCs/>
-                <w:sz w:val="40"/>
-                <w:szCs w:val="40"/>
-                <w:lang w:eastAsia="it-IT"/>
               </w:rPr>
             </w:pPr>
             <w:r>
               <w:rPr>
-                <w:rFonts w:ascii="Times New Roman" w:eastAsia="Times New Roman" w:hAnsi="Times New Roman" w:cs="Times New Roman"/>
                 <w:b/>
                 <w:bCs/>
-                <w:sz w:val="40"/>
-                <w:szCs w:val="40"/>
-                <w:lang w:eastAsia="it-IT"/>
               </w:rPr>
               <w:t>Metodo</w:t>
             </w:r>
@@ -59,31 +51,21 @@
         </w:tc>
         <w:tc>
           <w:tcPr>
-            <w:tcW w:w="2947" w:type="dxa"/>
+            <w:tcW w:w="2096" w:type="dxa"/>
             <w:vAlign w:val="center"/>
             <w:hideMark/>
           </w:tcPr>
           <w:p>
             <w:pPr>
-              <w:spacing w:after="0" w:line="240" w:lineRule="auto"/>
               <w:rPr>
-                <w:rFonts w:ascii="Times New Roman" w:eastAsia="Times New Roman" w:hAnsi="Times New Roman" w:cs="Times New Roman"/>
                 <w:b/>
                 <w:bCs/>
-                <w:sz w:val="40"/>
-                <w:szCs w:val="40"/>
-                <w:u w:val="single"/>
-                <w:lang w:eastAsia="it-IT"/>
               </w:rPr>
             </w:pPr>
             <w:r>
               <w:rPr>
-                <w:rFonts w:ascii="Times New Roman" w:eastAsia="Times New Roman" w:hAnsi="Times New Roman" w:cs="Times New Roman"/>
                 <w:b/>
                 <w:bCs/>
-                <w:sz w:val="40"/>
-                <w:szCs w:val="40"/>
-                <w:lang w:eastAsia="it-IT"/>
               </w:rPr>
               <w:t>Percorso</w:t>
             </w:r>
@@ -91,30 +73,21 @@
         </w:tc>
         <w:tc>
           <w:tcPr>
-            <w:tcW w:w="3089" w:type="dxa"/>
+            <w:tcW w:w="2947" w:type="dxa"/>
             <w:vAlign w:val="center"/>
             <w:hideMark/>
           </w:tcPr>
           <w:p>
             <w:pPr>
-              <w:spacing w:after="0" w:line="240" w:lineRule="auto"/>
               <w:rPr>
-                <w:rFonts w:ascii="Times New Roman" w:eastAsia="Times New Roman" w:hAnsi="Times New Roman" w:cs="Times New Roman"/>
                 <w:b/>
                 <w:bCs/>
-                <w:sz w:val="40"/>
-                <w:szCs w:val="40"/>
-                <w:lang w:eastAsia="it-IT"/>
               </w:rPr>
             </w:pPr>
             <w:r>
               <w:rPr>
-                <w:rFonts w:ascii="Times New Roman" w:eastAsia="Times New Roman" w:hAnsi="Times New Roman" w:cs="Times New Roman"/>
                 <w:b/>
                 <w:bCs/>
-                <w:sz w:val="40"/>
-                <w:szCs w:val="40"/>
-                <w:lang w:eastAsia="it-IT"/>
               </w:rPr>
               <w:t>Descrizione</w:t>
             </w:r>
@@ -122,33 +95,106 @@
         </w:tc>
         <w:tc>
           <w:tcPr>
-            <w:tcW w:w="1514" w:type="dxa"/>
+            <w:tcW w:w="1671" w:type="dxa"/>
             <w:vAlign w:val="center"/>
             <w:hideMark/>
           </w:tcPr>
           <w:p>
             <w:pPr>
-              <w:spacing w:after="0" w:line="240" w:lineRule="auto"/>
-              <w:jc w:val="center"/>
               <w:rPr>
-                <w:rFonts w:ascii="Times New Roman" w:eastAsia="Times New Roman" w:hAnsi="Times New Roman" w:cs="Times New Roman"/>
                 <w:b/>
                 <w:bCs/>
-                <w:sz w:val="40"/>
-                <w:szCs w:val="40"/>
-                <w:lang w:eastAsia="it-IT"/>
               </w:rPr>
             </w:pPr>
             <w:r>
               <w:rPr>
-                <w:rFonts w:ascii="Times New Roman" w:eastAsia="Times New Roman" w:hAnsi="Times New Roman" w:cs="Times New Roman"/>
                 <w:b/>
                 <w:bCs/>
-                <w:sz w:val="40"/>
-                <w:szCs w:val="40"/>
-                <w:lang w:eastAsia="it-IT"/>
               </w:rPr>
-              <w:t>Protetta</w:t>
+              <w:t>CRUD</w:t>
+            </w:r>
+          </w:p>
+        </w:tc>
+        <w:tc>
+          <w:tcPr>
+            <w:tcW w:w="1231" w:type="dxa"/>
+            <w:vAlign w:val="center"/>
+            <w:hideMark/>
+          </w:tcPr>
+          <w:p>
+            <w:pPr>
+              <w:rPr>
+                <w:b/>
+                <w:bCs/>
+              </w:rPr>
+            </w:pPr>
+            <w:r>
+              <w:rPr>
+                <w:b/>
+                <w:bCs/>
+              </w:rPr>
+              <w:t>Accesso</w:t>
+            </w:r>
+          </w:p>
+        </w:tc>
+      </w:tr>
+      <w:tr>
+        <w:trPr>
+          <w:tblHeader/>
+          <w:tblCellSpacing w:w="15" w:type="dxa"/>
+        </w:trPr>
+        <w:tc>
+          <w:tcPr>
+            <w:tcW w:w="1231" w:type="dxa"/>
+            <w:vAlign w:val="center"/>
+          </w:tcPr>
+          <w:p>
+            <w:r>
+              <w:t>GET</w:t>
+            </w:r>
+          </w:p>
+        </w:tc>
+        <w:tc>
+          <w:tcPr>
+            <w:tcW w:w="2096" w:type="dxa"/>
+            <w:vAlign w:val="center"/>
+          </w:tcPr>
+          <w:p>
+            <w:r>
+              <w:t>/</w:t>
+            </w:r>
+          </w:p>
+        </w:tc>
+        <w:tc>
+          <w:tcPr>
+            <w:tcW w:w="2947" w:type="dxa"/>
+            <w:vAlign w:val="center"/>
+          </w:tcPr>
+          <w:p>
+            <w:r>
+              <w:t>Test server</w:t>
+            </w:r>
+          </w:p>
+        </w:tc>
+        <w:tc>
+          <w:tcPr>
+            <w:tcW w:w="1671" w:type="dxa"/>
+            <w:vAlign w:val="center"/>
+          </w:tcPr>
+          <w:p>
+            <w:r>
+              <w:t>READ</w:t>
+            </w:r>
+          </w:p>
+        </w:tc>
+        <w:tc>
+          <w:tcPr>
+            <w:tcW w:w="1231" w:type="dxa"/>
+            <w:vAlign w:val="center"/>
+          </w:tcPr>
+          <w:p>
+            <w:r>
+              <w:t>PUBLICA</w:t>
             </w:r>
           </w:p>
         </w:tc>
@@ -159,109 +205,61 @@
         </w:trPr>
         <w:tc>
           <w:tcPr>
-            <w:tcW w:w="1656" w:type="dxa"/>
-            <w:vAlign w:val="center"/>
-            <w:hideMark/>
-          </w:tcPr>
-          <w:p>
-            <w:pPr>
-              <w:spacing w:after="0" w:line="240" w:lineRule="auto"/>
-              <w:rPr>
-                <w:rFonts w:ascii="Times New Roman" w:eastAsia="Times New Roman" w:hAnsi="Times New Roman" w:cs="Times New Roman"/>
-                <w:sz w:val="40"/>
-                <w:szCs w:val="40"/>
-                <w:lang w:eastAsia="it-IT"/>
-              </w:rPr>
-            </w:pPr>
-            <w:r>
-              <w:rPr>
-                <w:rFonts w:ascii="Times New Roman" w:eastAsia="Times New Roman" w:hAnsi="Times New Roman" w:cs="Times New Roman"/>
-                <w:sz w:val="40"/>
-                <w:szCs w:val="40"/>
-                <w:lang w:eastAsia="it-IT"/>
-              </w:rPr>
+            <w:tcW w:w="1231" w:type="dxa"/>
+            <w:vAlign w:val="center"/>
+            <w:hideMark/>
+          </w:tcPr>
+          <w:p>
+            <w:r>
               <w:t>GET</w:t>
             </w:r>
           </w:p>
         </w:tc>
         <w:tc>
           <w:tcPr>
+            <w:tcW w:w="2096" w:type="dxa"/>
+            <w:vAlign w:val="center"/>
+            <w:hideMark/>
+          </w:tcPr>
+          <w:p>
+            <w:r>
+              <w:t>/api/articoli</w:t>
+            </w:r>
+          </w:p>
+        </w:tc>
+        <w:tc>
+          <w:tcPr>
             <w:tcW w:w="2947" w:type="dxa"/>
             <w:vAlign w:val="center"/>
             <w:hideMark/>
           </w:tcPr>
           <w:p>
-            <w:pPr>
-              <w:spacing w:after="0" w:line="240" w:lineRule="auto"/>
-              <w:rPr>
-                <w:rFonts w:ascii="Times New Roman" w:eastAsia="Times New Roman" w:hAnsi="Times New Roman" w:cs="Times New Roman"/>
-                <w:sz w:val="40"/>
-                <w:szCs w:val="40"/>
-                <w:lang w:eastAsia="it-IT"/>
-              </w:rPr>
-            </w:pPr>
-            <w:r>
-              <w:rPr>
-                <w:rFonts w:ascii="Times New Roman" w:eastAsia="Times New Roman" w:hAnsi="Times New Roman" w:cs="Times New Roman"/>
-                <w:sz w:val="40"/>
-                <w:szCs w:val="40"/>
-                <w:lang w:eastAsia="it-IT"/>
-              </w:rPr>
-              <w:t>/</w:t>
-            </w:r>
-          </w:p>
-        </w:tc>
-        <w:tc>
-          <w:tcPr>
-            <w:tcW w:w="3089" w:type="dxa"/>
-            <w:vAlign w:val="center"/>
-            <w:hideMark/>
-          </w:tcPr>
-          <w:p>
-            <w:pPr>
-              <w:spacing w:after="0" w:line="240" w:lineRule="auto"/>
-              <w:rPr>
-                <w:rFonts w:ascii="Times New Roman" w:eastAsia="Times New Roman" w:hAnsi="Times New Roman" w:cs="Times New Roman"/>
-                <w:sz w:val="40"/>
-                <w:szCs w:val="40"/>
-                <w:lang w:eastAsia="it-IT"/>
-              </w:rPr>
-            </w:pPr>
-            <w:r>
-              <w:rPr>
-                <w:rFonts w:ascii="Times New Roman" w:eastAsia="Times New Roman" w:hAnsi="Times New Roman" w:cs="Times New Roman"/>
-                <w:sz w:val="40"/>
-                <w:szCs w:val="40"/>
-                <w:lang w:eastAsia="it-IT"/>
-              </w:rPr>
-              <w:t>Test server</w:t>
-            </w:r>
-          </w:p>
-        </w:tc>
-        <w:tc>
-          <w:tcPr>
-            <w:tcW w:w="1514" w:type="dxa"/>
-            <w:vAlign w:val="center"/>
-            <w:hideMark/>
-          </w:tcPr>
-          <w:p>
-            <w:pPr>
-              <w:spacing w:after="0" w:line="240" w:lineRule="auto"/>
-              <w:rPr>
-                <w:rFonts w:ascii="Times New Roman" w:eastAsia="Times New Roman" w:hAnsi="Times New Roman" w:cs="Times New Roman"/>
-                <w:sz w:val="40"/>
-                <w:szCs w:val="40"/>
-                <w:lang w:eastAsia="it-IT"/>
-              </w:rPr>
-            </w:pPr>
-            <w:r>
-              <w:rPr>
-                <w:rFonts w:ascii="Segoe UI Emoji" w:eastAsia="Times New Roman" w:hAnsi="Segoe UI Emoji" w:cs="Segoe UI Emoji"/>
-                <w:sz w:val="40"/>
-                <w:szCs w:val="40"/>
-                <w:lang w:eastAsia="it-IT"/>
-              </w:rPr>
-              <w:t>❌</w:t>
+            <w:r>
+              <w:t>Recupera tutti gli articoli</w:t>
+            </w:r>
+          </w:p>
+        </w:tc>
+        <w:tc>
+          <w:tcPr>
+            <w:tcW w:w="1671" w:type="dxa"/>
+            <w:vAlign w:val="center"/>
+            <w:hideMark/>
+          </w:tcPr>
+          <w:p>
+            <w:r>
+              <w:t>READ</w:t>
+            </w:r>
+          </w:p>
+        </w:tc>
+        <w:tc>
+          <w:tcPr>
+            <w:tcW w:w="1231" w:type="dxa"/>
+            <w:vAlign w:val="center"/>
+            <w:hideMark/>
+          </w:tcPr>
+          <w:p>
+            <w:r>
+              <w:t>Pubblica</w:t>
             </w:r>
           </w:p>
         </w:tc>
@@ -272,28 +270,25 @@
         </w:trPr>
         <w:tc>
           <w:tcPr>
-            <w:tcW w:w="1656" w:type="dxa"/>
-            <w:vAlign w:val="center"/>
-            <w:hideMark/>
-          </w:tcPr>
-          <w:p>
-            <w:pPr>
-              <w:spacing w:after="0" w:line="240" w:lineRule="auto"/>
-              <w:rPr>
-                <w:rFonts w:ascii="Times New Roman" w:eastAsia="Times New Roman" w:hAnsi="Times New Roman" w:cs="Times New Roman"/>
-                <w:sz w:val="40"/>
-                <w:szCs w:val="40"/>
-                <w:lang w:eastAsia="it-IT"/>
-              </w:rPr>
-            </w:pPr>
-            <w:r>
-              <w:rPr>
-                <w:rFonts w:ascii="Times New Roman" w:eastAsia="Times New Roman" w:hAnsi="Times New Roman" w:cs="Times New Roman"/>
-                <w:sz w:val="40"/>
-                <w:szCs w:val="40"/>
-                <w:lang w:eastAsia="it-IT"/>
-              </w:rPr>
-              <w:t>POST</w:t>
+            <w:tcW w:w="1231" w:type="dxa"/>
+            <w:vAlign w:val="center"/>
+            <w:hideMark/>
+          </w:tcPr>
+          <w:p>
+            <w:r>
+              <w:t>GET</w:t>
+            </w:r>
+          </w:p>
+        </w:tc>
+        <w:tc>
+          <w:tcPr>
+            <w:tcW w:w="2096" w:type="dxa"/>
+            <w:vAlign w:val="center"/>
+            <w:hideMark/>
+          </w:tcPr>
+          <w:p>
+            <w:r>
+              <w:t>/api/articoli/:id</w:t>
             </w:r>
           </w:p>
         </w:tc>
@@ -304,77 +299,32 @@
             <w:hideMark/>
           </w:tcPr>
           <w:p>
-            <w:pPr>
-              <w:spacing w:after="0" w:line="240" w:lineRule="auto"/>
-              <w:rPr>
-                <w:rFonts w:ascii="Times New Roman" w:eastAsia="Times New Roman" w:hAnsi="Times New Roman" w:cs="Times New Roman"/>
-                <w:sz w:val="40"/>
-                <w:szCs w:val="40"/>
-                <w:lang w:eastAsia="it-IT"/>
-              </w:rPr>
-            </w:pPr>
-            <w:r>
-              <w:rPr>
-                <w:rFonts w:ascii="Times New Roman" w:eastAsia="Times New Roman" w:hAnsi="Times New Roman" w:cs="Times New Roman"/>
-                <w:sz w:val="40"/>
-                <w:szCs w:val="40"/>
-                <w:lang w:eastAsia="it-IT"/>
-              </w:rPr>
-              <w:t>/api/articoli</w:t>
-            </w:r>
-          </w:p>
-        </w:tc>
-        <w:tc>
-          <w:tcPr>
-            <w:tcW w:w="3089" w:type="dxa"/>
-            <w:vAlign w:val="center"/>
-            <w:hideMark/>
-          </w:tcPr>
-          <w:p>
-            <w:pPr>
-              <w:spacing w:after="0" w:line="240" w:lineRule="auto"/>
-              <w:rPr>
-                <w:rFonts w:ascii="Times New Roman" w:eastAsia="Times New Roman" w:hAnsi="Times New Roman" w:cs="Times New Roman"/>
-                <w:sz w:val="40"/>
-                <w:szCs w:val="40"/>
-                <w:lang w:eastAsia="it-IT"/>
-              </w:rPr>
-            </w:pPr>
-            <w:r>
-              <w:rPr>
-                <w:rFonts w:ascii="Times New Roman" w:eastAsia="Times New Roman" w:hAnsi="Times New Roman" w:cs="Times New Roman"/>
-                <w:sz w:val="40"/>
-                <w:szCs w:val="40"/>
-                <w:lang w:eastAsia="it-IT"/>
-              </w:rPr>
-              <w:t>Crea articolo</w:t>
-            </w:r>
-          </w:p>
-        </w:tc>
-        <w:tc>
-          <w:tcPr>
-            <w:tcW w:w="1514" w:type="dxa"/>
-            <w:vAlign w:val="center"/>
-            <w:hideMark/>
-          </w:tcPr>
-          <w:p>
-            <w:pPr>
-              <w:spacing w:after="0" w:line="240" w:lineRule="auto"/>
-              <w:rPr>
-                <w:rFonts w:ascii="Times New Roman" w:eastAsia="Times New Roman" w:hAnsi="Times New Roman" w:cs="Times New Roman"/>
-                <w:sz w:val="40"/>
-                <w:szCs w:val="40"/>
-                <w:lang w:eastAsia="it-IT"/>
-              </w:rPr>
-            </w:pPr>
-            <w:r>
-              <w:rPr>
-                <w:rFonts w:ascii="Segoe UI Emoji" w:eastAsia="Times New Roman" w:hAnsi="Segoe UI Emoji" w:cs="Segoe UI Emoji"/>
-                <w:sz w:val="40"/>
-                <w:szCs w:val="40"/>
-                <w:lang w:eastAsia="it-IT"/>
-              </w:rPr>
-              <w:t>✅</w:t>
+            <w:r>
+              <w:t>Recupera un articolo per ID</w:t>
+            </w:r>
+          </w:p>
+        </w:tc>
+        <w:tc>
+          <w:tcPr>
+            <w:tcW w:w="1671" w:type="dxa"/>
+            <w:vAlign w:val="center"/>
+            <w:hideMark/>
+          </w:tcPr>
+          <w:p>
+            <w:r>
+              <w:t>READ</w:t>
+            </w:r>
+          </w:p>
+        </w:tc>
+        <w:tc>
+          <w:tcPr>
+            <w:tcW w:w="1231" w:type="dxa"/>
+            <w:vAlign w:val="center"/>
+            <w:hideMark/>
+          </w:tcPr>
+          <w:p>
+            <w:r>
+              <w:t>Pubblica</w:t>
             </w:r>
           </w:p>
         </w:tc>
@@ -385,28 +335,25 @@
         </w:trPr>
         <w:tc>
           <w:tcPr>
-            <w:tcW w:w="1656" w:type="dxa"/>
-            <w:vAlign w:val="center"/>
-            <w:hideMark/>
-          </w:tcPr>
-          <w:p>
-            <w:pPr>
-              <w:spacing w:after="0" w:line="240" w:lineRule="auto"/>
-              <w:rPr>
-                <w:rFonts w:ascii="Times New Roman" w:eastAsia="Times New Roman" w:hAnsi="Times New Roman" w:cs="Times New Roman"/>
-                <w:sz w:val="40"/>
-                <w:szCs w:val="40"/>
-                <w:lang w:eastAsia="it-IT"/>
-              </w:rPr>
-            </w:pPr>
-            <w:r>
-              <w:rPr>
-                <w:rFonts w:ascii="Times New Roman" w:eastAsia="Times New Roman" w:hAnsi="Times New Roman" w:cs="Times New Roman"/>
-                <w:sz w:val="40"/>
-                <w:szCs w:val="40"/>
-                <w:lang w:eastAsia="it-IT"/>
-              </w:rPr>
-              <w:t>GET</w:t>
+            <w:tcW w:w="1231" w:type="dxa"/>
+            <w:vAlign w:val="center"/>
+            <w:hideMark/>
+          </w:tcPr>
+          <w:p>
+            <w:r>
+              <w:t>POST</w:t>
+            </w:r>
+          </w:p>
+        </w:tc>
+        <w:tc>
+          <w:tcPr>
+            <w:tcW w:w="2096" w:type="dxa"/>
+            <w:vAlign w:val="center"/>
+            <w:hideMark/>
+          </w:tcPr>
+          <w:p>
+            <w:r>
+              <w:t>/api/articoli</w:t>
             </w:r>
           </w:p>
         </w:tc>
@@ -417,77 +364,32 @@
             <w:hideMark/>
           </w:tcPr>
           <w:p>
-            <w:pPr>
-              <w:spacing w:after="0" w:line="240" w:lineRule="auto"/>
-              <w:rPr>
-                <w:rFonts w:ascii="Times New Roman" w:eastAsia="Times New Roman" w:hAnsi="Times New Roman" w:cs="Times New Roman"/>
-                <w:sz w:val="40"/>
-                <w:szCs w:val="40"/>
-                <w:lang w:eastAsia="it-IT"/>
-              </w:rPr>
-            </w:pPr>
-            <w:r>
-              <w:rPr>
-                <w:rFonts w:ascii="Times New Roman" w:eastAsia="Times New Roman" w:hAnsi="Times New Roman" w:cs="Times New Roman"/>
-                <w:sz w:val="40"/>
-                <w:szCs w:val="40"/>
-                <w:lang w:eastAsia="it-IT"/>
-              </w:rPr>
-              <w:t>/api/articoli</w:t>
-            </w:r>
-          </w:p>
-        </w:tc>
-        <w:tc>
-          <w:tcPr>
-            <w:tcW w:w="3089" w:type="dxa"/>
-            <w:vAlign w:val="center"/>
-            <w:hideMark/>
-          </w:tcPr>
-          <w:p>
-            <w:pPr>
-              <w:spacing w:after="0" w:line="240" w:lineRule="auto"/>
-              <w:rPr>
-                <w:rFonts w:ascii="Times New Roman" w:eastAsia="Times New Roman" w:hAnsi="Times New Roman" w:cs="Times New Roman"/>
-                <w:sz w:val="40"/>
-                <w:szCs w:val="40"/>
-                <w:lang w:eastAsia="it-IT"/>
-              </w:rPr>
-            </w:pPr>
-            <w:r>
-              <w:rPr>
-                <w:rFonts w:ascii="Times New Roman" w:eastAsia="Times New Roman" w:hAnsi="Times New Roman" w:cs="Times New Roman"/>
-                <w:sz w:val="40"/>
-                <w:szCs w:val="40"/>
-                <w:lang w:eastAsia="it-IT"/>
-              </w:rPr>
-              <w:t>Lista articoli</w:t>
-            </w:r>
-          </w:p>
-        </w:tc>
-        <w:tc>
-          <w:tcPr>
-            <w:tcW w:w="1514" w:type="dxa"/>
-            <w:vAlign w:val="center"/>
-            <w:hideMark/>
-          </w:tcPr>
-          <w:p>
-            <w:pPr>
-              <w:spacing w:after="0" w:line="240" w:lineRule="auto"/>
-              <w:rPr>
-                <w:rFonts w:ascii="Times New Roman" w:eastAsia="Times New Roman" w:hAnsi="Times New Roman" w:cs="Times New Roman"/>
-                <w:sz w:val="40"/>
-                <w:szCs w:val="40"/>
-                <w:lang w:eastAsia="it-IT"/>
-              </w:rPr>
-            </w:pPr>
-            <w:r>
-              <w:rPr>
-                <w:rFonts w:ascii="Segoe UI Emoji" w:eastAsia="Times New Roman" w:hAnsi="Segoe UI Emoji" w:cs="Segoe UI Emoji"/>
-                <w:sz w:val="40"/>
-                <w:szCs w:val="40"/>
-                <w:lang w:eastAsia="it-IT"/>
-              </w:rPr>
-              <w:t>❌</w:t>
+            <w:r>
+              <w:t>Crea un nuovo articolo</w:t>
+            </w:r>
+          </w:p>
+        </w:tc>
+        <w:tc>
+          <w:tcPr>
+            <w:tcW w:w="1671" w:type="dxa"/>
+            <w:vAlign w:val="center"/>
+            <w:hideMark/>
+          </w:tcPr>
+          <w:p>
+            <w:r>
+              <w:t>CREATE</w:t>
+            </w:r>
+          </w:p>
+        </w:tc>
+        <w:tc>
+          <w:tcPr>
+            <w:tcW w:w="1231" w:type="dxa"/>
+            <w:vAlign w:val="center"/>
+            <w:hideMark/>
+          </w:tcPr>
+          <w:p>
+            <w:r>
+              <w:t>Protetta</w:t>
             </w:r>
           </w:p>
         </w:tc>
@@ -498,28 +400,25 @@
         </w:trPr>
         <w:tc>
           <w:tcPr>
-            <w:tcW w:w="1656" w:type="dxa"/>
-            <w:vAlign w:val="center"/>
-            <w:hideMark/>
-          </w:tcPr>
-          <w:p>
-            <w:pPr>
-              <w:spacing w:after="0" w:line="240" w:lineRule="auto"/>
-              <w:rPr>
-                <w:rFonts w:ascii="Times New Roman" w:eastAsia="Times New Roman" w:hAnsi="Times New Roman" w:cs="Times New Roman"/>
-                <w:sz w:val="40"/>
-                <w:szCs w:val="40"/>
-                <w:lang w:eastAsia="it-IT"/>
-              </w:rPr>
-            </w:pPr>
-            <w:r>
-              <w:rPr>
-                <w:rFonts w:ascii="Times New Roman" w:eastAsia="Times New Roman" w:hAnsi="Times New Roman" w:cs="Times New Roman"/>
-                <w:sz w:val="40"/>
-                <w:szCs w:val="40"/>
-                <w:lang w:eastAsia="it-IT"/>
-              </w:rPr>
-              <w:t>GET</w:t>
+            <w:tcW w:w="1231" w:type="dxa"/>
+            <w:vAlign w:val="center"/>
+            <w:hideMark/>
+          </w:tcPr>
+          <w:p>
+            <w:r>
+              <w:t>PUT</w:t>
+            </w:r>
+          </w:p>
+        </w:tc>
+        <w:tc>
+          <w:tcPr>
+            <w:tcW w:w="2096" w:type="dxa"/>
+            <w:vAlign w:val="center"/>
+            <w:hideMark/>
+          </w:tcPr>
+          <w:p>
+            <w:r>
+              <w:t>/api/articoli/:id</w:t>
             </w:r>
           </w:p>
         </w:tc>
@@ -530,77 +429,32 @@
             <w:hideMark/>
           </w:tcPr>
           <w:p>
-            <w:pPr>
-              <w:spacing w:after="0" w:line="240" w:lineRule="auto"/>
-              <w:rPr>
-                <w:rFonts w:ascii="Times New Roman" w:eastAsia="Times New Roman" w:hAnsi="Times New Roman" w:cs="Times New Roman"/>
-                <w:sz w:val="40"/>
-                <w:szCs w:val="40"/>
-                <w:lang w:eastAsia="it-IT"/>
-              </w:rPr>
-            </w:pPr>
-            <w:r>
-              <w:rPr>
-                <w:rFonts w:ascii="Times New Roman" w:eastAsia="Times New Roman" w:hAnsi="Times New Roman" w:cs="Times New Roman"/>
-                <w:sz w:val="40"/>
-                <w:szCs w:val="40"/>
-                <w:lang w:eastAsia="it-IT"/>
-              </w:rPr>
-              <w:t>/api/articoli/:id</w:t>
-            </w:r>
-          </w:p>
-        </w:tc>
-        <w:tc>
-          <w:tcPr>
-            <w:tcW w:w="3089" w:type="dxa"/>
-            <w:vAlign w:val="center"/>
-            <w:hideMark/>
-          </w:tcPr>
-          <w:p>
-            <w:pPr>
-              <w:spacing w:after="0" w:line="240" w:lineRule="auto"/>
-              <w:rPr>
-                <w:rFonts w:ascii="Times New Roman" w:eastAsia="Times New Roman" w:hAnsi="Times New Roman" w:cs="Times New Roman"/>
-                <w:sz w:val="40"/>
-                <w:szCs w:val="40"/>
-                <w:lang w:eastAsia="it-IT"/>
-              </w:rPr>
-            </w:pPr>
-            <w:r>
-              <w:rPr>
-                <w:rFonts w:ascii="Times New Roman" w:eastAsia="Times New Roman" w:hAnsi="Times New Roman" w:cs="Times New Roman"/>
-                <w:sz w:val="40"/>
-                <w:szCs w:val="40"/>
-                <w:lang w:eastAsia="it-IT"/>
-              </w:rPr>
-              <w:t>Articolo singolo</w:t>
-            </w:r>
-          </w:p>
-        </w:tc>
-        <w:tc>
-          <w:tcPr>
-            <w:tcW w:w="1514" w:type="dxa"/>
-            <w:vAlign w:val="center"/>
-            <w:hideMark/>
-          </w:tcPr>
-          <w:p>
-            <w:pPr>
-              <w:spacing w:after="0" w:line="240" w:lineRule="auto"/>
-              <w:rPr>
-                <w:rFonts w:ascii="Times New Roman" w:eastAsia="Times New Roman" w:hAnsi="Times New Roman" w:cs="Times New Roman"/>
-                <w:sz w:val="40"/>
-                <w:szCs w:val="40"/>
-                <w:lang w:eastAsia="it-IT"/>
-              </w:rPr>
-            </w:pPr>
-            <w:r>
-              <w:rPr>
-                <w:rFonts w:ascii="Segoe UI Emoji" w:eastAsia="Times New Roman" w:hAnsi="Segoe UI Emoji" w:cs="Segoe UI Emoji"/>
-                <w:sz w:val="40"/>
-                <w:szCs w:val="40"/>
-                <w:lang w:eastAsia="it-IT"/>
-              </w:rPr>
-              <w:t>❌</w:t>
+            <w:r>
+              <w:t>Modifica un articolo</w:t>
+            </w:r>
+          </w:p>
+        </w:tc>
+        <w:tc>
+          <w:tcPr>
+            <w:tcW w:w="1671" w:type="dxa"/>
+            <w:vAlign w:val="center"/>
+            <w:hideMark/>
+          </w:tcPr>
+          <w:p>
+            <w:r>
+              <w:t>UPDATE</w:t>
+            </w:r>
+          </w:p>
+        </w:tc>
+        <w:tc>
+          <w:tcPr>
+            <w:tcW w:w="1231" w:type="dxa"/>
+            <w:vAlign w:val="center"/>
+            <w:hideMark/>
+          </w:tcPr>
+          <w:p>
+            <w:r>
+              <w:t>Protetta</w:t>
             </w:r>
           </w:p>
         </w:tc>
@@ -611,28 +465,25 @@
         </w:trPr>
         <w:tc>
           <w:tcPr>
-            <w:tcW w:w="1656" w:type="dxa"/>
-            <w:vAlign w:val="center"/>
-            <w:hideMark/>
-          </w:tcPr>
-          <w:p>
-            <w:pPr>
-              <w:spacing w:after="0" w:line="240" w:lineRule="auto"/>
-              <w:rPr>
-                <w:rFonts w:ascii="Times New Roman" w:eastAsia="Times New Roman" w:hAnsi="Times New Roman" w:cs="Times New Roman"/>
-                <w:sz w:val="40"/>
-                <w:szCs w:val="40"/>
-                <w:lang w:eastAsia="it-IT"/>
-              </w:rPr>
-            </w:pPr>
-            <w:r>
-              <w:rPr>
-                <w:rFonts w:ascii="Times New Roman" w:eastAsia="Times New Roman" w:hAnsi="Times New Roman" w:cs="Times New Roman"/>
-                <w:sz w:val="40"/>
-                <w:szCs w:val="40"/>
-                <w:lang w:eastAsia="it-IT"/>
-              </w:rPr>
-              <w:t>PUT</w:t>
+            <w:tcW w:w="1231" w:type="dxa"/>
+            <w:vAlign w:val="center"/>
+            <w:hideMark/>
+          </w:tcPr>
+          <w:p>
+            <w:r>
+              <w:t>DELETE</w:t>
+            </w:r>
+          </w:p>
+        </w:tc>
+        <w:tc>
+          <w:tcPr>
+            <w:tcW w:w="2096" w:type="dxa"/>
+            <w:vAlign w:val="center"/>
+            <w:hideMark/>
+          </w:tcPr>
+          <w:p>
+            <w:r>
+              <w:t>/api/articoli/:id</w:t>
             </w:r>
           </w:p>
         </w:tc>
@@ -643,77 +494,32 @@
             <w:hideMark/>
           </w:tcPr>
           <w:p>
-            <w:pPr>
-              <w:spacing w:after="0" w:line="240" w:lineRule="auto"/>
-              <w:rPr>
-                <w:rFonts w:ascii="Times New Roman" w:eastAsia="Times New Roman" w:hAnsi="Times New Roman" w:cs="Times New Roman"/>
-                <w:sz w:val="40"/>
-                <w:szCs w:val="40"/>
-                <w:lang w:eastAsia="it-IT"/>
-              </w:rPr>
-            </w:pPr>
-            <w:r>
-              <w:rPr>
-                <w:rFonts w:ascii="Times New Roman" w:eastAsia="Times New Roman" w:hAnsi="Times New Roman" w:cs="Times New Roman"/>
-                <w:sz w:val="40"/>
-                <w:szCs w:val="40"/>
-                <w:lang w:eastAsia="it-IT"/>
-              </w:rPr>
-              <w:t>/api/articoli/:id</w:t>
-            </w:r>
-          </w:p>
-        </w:tc>
-        <w:tc>
-          <w:tcPr>
-            <w:tcW w:w="3089" w:type="dxa"/>
-            <w:vAlign w:val="center"/>
-            <w:hideMark/>
-          </w:tcPr>
-          <w:p>
-            <w:pPr>
-              <w:spacing w:after="0" w:line="240" w:lineRule="auto"/>
-              <w:rPr>
-                <w:rFonts w:ascii="Times New Roman" w:eastAsia="Times New Roman" w:hAnsi="Times New Roman" w:cs="Times New Roman"/>
-                <w:sz w:val="40"/>
-                <w:szCs w:val="40"/>
-                <w:lang w:eastAsia="it-IT"/>
-              </w:rPr>
-            </w:pPr>
-            <w:r>
-              <w:rPr>
-                <w:rFonts w:ascii="Times New Roman" w:eastAsia="Times New Roman" w:hAnsi="Times New Roman" w:cs="Times New Roman"/>
-                <w:sz w:val="40"/>
-                <w:szCs w:val="40"/>
-                <w:lang w:eastAsia="it-IT"/>
-              </w:rPr>
-              <w:t>Modifica articolo</w:t>
-            </w:r>
-          </w:p>
-        </w:tc>
-        <w:tc>
-          <w:tcPr>
-            <w:tcW w:w="1514" w:type="dxa"/>
-            <w:vAlign w:val="center"/>
-            <w:hideMark/>
-          </w:tcPr>
-          <w:p>
-            <w:pPr>
-              <w:spacing w:after="0" w:line="240" w:lineRule="auto"/>
-              <w:rPr>
-                <w:rFonts w:ascii="Times New Roman" w:eastAsia="Times New Roman" w:hAnsi="Times New Roman" w:cs="Times New Roman"/>
-                <w:sz w:val="40"/>
-                <w:szCs w:val="40"/>
-                <w:lang w:eastAsia="it-IT"/>
-              </w:rPr>
-            </w:pPr>
-            <w:r>
-              <w:rPr>
-                <w:rFonts w:ascii="Segoe UI Emoji" w:eastAsia="Times New Roman" w:hAnsi="Segoe UI Emoji" w:cs="Segoe UI Emoji"/>
-                <w:sz w:val="40"/>
-                <w:szCs w:val="40"/>
-                <w:lang w:eastAsia="it-IT"/>
-              </w:rPr>
-              <w:t>✅</w:t>
+            <w:r>
+              <w:t>Elimina un articolo</w:t>
+            </w:r>
+          </w:p>
+        </w:tc>
+        <w:tc>
+          <w:tcPr>
+            <w:tcW w:w="1671" w:type="dxa"/>
+            <w:vAlign w:val="center"/>
+            <w:hideMark/>
+          </w:tcPr>
+          <w:p>
+            <w:r>
+              <w:t>DELETE</w:t>
+            </w:r>
+          </w:p>
+        </w:tc>
+        <w:tc>
+          <w:tcPr>
+            <w:tcW w:w="1231" w:type="dxa"/>
+            <w:vAlign w:val="center"/>
+            <w:hideMark/>
+          </w:tcPr>
+          <w:p>
+            <w:r>
+              <w:t>Protetta</w:t>
             </w:r>
           </w:p>
         </w:tc>
@@ -724,28 +530,25 @@
         </w:trPr>
         <w:tc>
           <w:tcPr>
-            <w:tcW w:w="1656" w:type="dxa"/>
-            <w:vAlign w:val="center"/>
-            <w:hideMark/>
-          </w:tcPr>
-          <w:p>
-            <w:pPr>
-              <w:spacing w:after="0" w:line="240" w:lineRule="auto"/>
-              <w:rPr>
-                <w:rFonts w:ascii="Times New Roman" w:eastAsia="Times New Roman" w:hAnsi="Times New Roman" w:cs="Times New Roman"/>
-                <w:sz w:val="40"/>
-                <w:szCs w:val="40"/>
-                <w:lang w:eastAsia="it-IT"/>
-              </w:rPr>
-            </w:pPr>
-            <w:r>
-              <w:rPr>
-                <w:rFonts w:ascii="Times New Roman" w:eastAsia="Times New Roman" w:hAnsi="Times New Roman" w:cs="Times New Roman"/>
-                <w:sz w:val="40"/>
-                <w:szCs w:val="40"/>
-                <w:lang w:eastAsia="it-IT"/>
-              </w:rPr>
-              <w:t>POST</w:t>
+            <w:tcW w:w="1231" w:type="dxa"/>
+            <w:vAlign w:val="center"/>
+            <w:hideMark/>
+          </w:tcPr>
+          <w:p>
+            <w:r>
+              <w:t>GET</w:t>
+            </w:r>
+          </w:p>
+        </w:tc>
+        <w:tc>
+          <w:tcPr>
+            <w:tcW w:w="2096" w:type="dxa"/>
+            <w:vAlign w:val="center"/>
+            <w:hideMark/>
+          </w:tcPr>
+          <w:p>
+            <w:r>
+              <w:t>/api/categorie</w:t>
             </w:r>
           </w:p>
         </w:tc>
@@ -756,77 +559,32 @@
             <w:hideMark/>
           </w:tcPr>
           <w:p>
-            <w:pPr>
-              <w:spacing w:after="0" w:line="240" w:lineRule="auto"/>
-              <w:rPr>
-                <w:rFonts w:ascii="Times New Roman" w:eastAsia="Times New Roman" w:hAnsi="Times New Roman" w:cs="Times New Roman"/>
-                <w:sz w:val="40"/>
-                <w:szCs w:val="40"/>
-                <w:lang w:eastAsia="it-IT"/>
-              </w:rPr>
-            </w:pPr>
-            <w:r>
-              <w:rPr>
-                <w:rFonts w:ascii="Times New Roman" w:eastAsia="Times New Roman" w:hAnsi="Times New Roman" w:cs="Times New Roman"/>
-                <w:sz w:val="40"/>
-                <w:szCs w:val="40"/>
-                <w:lang w:eastAsia="it-IT"/>
-              </w:rPr>
-              <w:t>/api/clienti</w:t>
-            </w:r>
-          </w:p>
-        </w:tc>
-        <w:tc>
-          <w:tcPr>
-            <w:tcW w:w="3089" w:type="dxa"/>
-            <w:vAlign w:val="center"/>
-            <w:hideMark/>
-          </w:tcPr>
-          <w:p>
-            <w:pPr>
-              <w:spacing w:after="0" w:line="240" w:lineRule="auto"/>
-              <w:rPr>
-                <w:rFonts w:ascii="Times New Roman" w:eastAsia="Times New Roman" w:hAnsi="Times New Roman" w:cs="Times New Roman"/>
-                <w:sz w:val="40"/>
-                <w:szCs w:val="40"/>
-                <w:lang w:eastAsia="it-IT"/>
-              </w:rPr>
-            </w:pPr>
-            <w:r>
-              <w:rPr>
-                <w:rFonts w:ascii="Times New Roman" w:eastAsia="Times New Roman" w:hAnsi="Times New Roman" w:cs="Times New Roman"/>
-                <w:sz w:val="40"/>
-                <w:szCs w:val="40"/>
-                <w:lang w:eastAsia="it-IT"/>
-              </w:rPr>
-              <w:t>Crea cliente</w:t>
-            </w:r>
-          </w:p>
-        </w:tc>
-        <w:tc>
-          <w:tcPr>
-            <w:tcW w:w="1514" w:type="dxa"/>
-            <w:vAlign w:val="center"/>
-            <w:hideMark/>
-          </w:tcPr>
-          <w:p>
-            <w:pPr>
-              <w:spacing w:after="0" w:line="240" w:lineRule="auto"/>
-              <w:rPr>
-                <w:rFonts w:ascii="Times New Roman" w:eastAsia="Times New Roman" w:hAnsi="Times New Roman" w:cs="Times New Roman"/>
-                <w:sz w:val="40"/>
-                <w:szCs w:val="40"/>
-                <w:lang w:eastAsia="it-IT"/>
-              </w:rPr>
-            </w:pPr>
-            <w:r>
-              <w:rPr>
-                <w:rFonts w:ascii="Segoe UI Emoji" w:eastAsia="Times New Roman" w:hAnsi="Segoe UI Emoji" w:cs="Segoe UI Emoji"/>
-                <w:sz w:val="40"/>
-                <w:szCs w:val="40"/>
-                <w:lang w:eastAsia="it-IT"/>
-              </w:rPr>
-              <w:t>✅</w:t>
+            <w:r>
+              <w:t>Recupera tutte le categorie</w:t>
+            </w:r>
+          </w:p>
+        </w:tc>
+        <w:tc>
+          <w:tcPr>
+            <w:tcW w:w="1671" w:type="dxa"/>
+            <w:vAlign w:val="center"/>
+            <w:hideMark/>
+          </w:tcPr>
+          <w:p>
+            <w:r>
+              <w:t>READ</w:t>
+            </w:r>
+          </w:p>
+        </w:tc>
+        <w:tc>
+          <w:tcPr>
+            <w:tcW w:w="1231" w:type="dxa"/>
+            <w:vAlign w:val="center"/>
+            <w:hideMark/>
+          </w:tcPr>
+          <w:p>
+            <w:r>
+              <w:t>Pubblica</w:t>
             </w:r>
           </w:p>
         </w:tc>
@@ -837,109 +595,61 @@
         </w:trPr>
         <w:tc>
           <w:tcPr>
-            <w:tcW w:w="1656" w:type="dxa"/>
-            <w:vAlign w:val="center"/>
-            <w:hideMark/>
-          </w:tcPr>
-          <w:p>
-            <w:pPr>
-              <w:spacing w:after="0" w:line="240" w:lineRule="auto"/>
-              <w:rPr>
-                <w:rFonts w:ascii="Times New Roman" w:eastAsia="Times New Roman" w:hAnsi="Times New Roman" w:cs="Times New Roman"/>
-                <w:sz w:val="40"/>
-                <w:szCs w:val="40"/>
-                <w:lang w:eastAsia="it-IT"/>
-              </w:rPr>
-            </w:pPr>
-            <w:r>
-              <w:rPr>
-                <w:rFonts w:ascii="Times New Roman" w:eastAsia="Times New Roman" w:hAnsi="Times New Roman" w:cs="Times New Roman"/>
-                <w:sz w:val="40"/>
-                <w:szCs w:val="40"/>
-                <w:lang w:eastAsia="it-IT"/>
-              </w:rPr>
+            <w:tcW w:w="1231" w:type="dxa"/>
+            <w:vAlign w:val="center"/>
+            <w:hideMark/>
+          </w:tcPr>
+          <w:p>
+            <w:r>
               <w:t>GET</w:t>
             </w:r>
           </w:p>
         </w:tc>
         <w:tc>
           <w:tcPr>
+            <w:tcW w:w="2096" w:type="dxa"/>
+            <w:vAlign w:val="center"/>
+            <w:hideMark/>
+          </w:tcPr>
+          <w:p>
+            <w:r>
+              <w:t>/api/categorie/:id</w:t>
+            </w:r>
+          </w:p>
+        </w:tc>
+        <w:tc>
+          <w:tcPr>
             <w:tcW w:w="2947" w:type="dxa"/>
             <w:vAlign w:val="center"/>
             <w:hideMark/>
           </w:tcPr>
           <w:p>
-            <w:pPr>
-              <w:spacing w:after="0" w:line="240" w:lineRule="auto"/>
-              <w:rPr>
-                <w:rFonts w:ascii="Times New Roman" w:eastAsia="Times New Roman" w:hAnsi="Times New Roman" w:cs="Times New Roman"/>
-                <w:sz w:val="40"/>
-                <w:szCs w:val="40"/>
-                <w:lang w:eastAsia="it-IT"/>
-              </w:rPr>
-            </w:pPr>
-            <w:r>
-              <w:rPr>
-                <w:rFonts w:ascii="Times New Roman" w:eastAsia="Times New Roman" w:hAnsi="Times New Roman" w:cs="Times New Roman"/>
-                <w:sz w:val="40"/>
-                <w:szCs w:val="40"/>
-                <w:lang w:eastAsia="it-IT"/>
-              </w:rPr>
-              <w:t>/api/clienti</w:t>
-            </w:r>
-          </w:p>
-        </w:tc>
-        <w:tc>
-          <w:tcPr>
-            <w:tcW w:w="3089" w:type="dxa"/>
-            <w:vAlign w:val="center"/>
-            <w:hideMark/>
-          </w:tcPr>
-          <w:p>
-            <w:pPr>
-              <w:spacing w:after="0" w:line="240" w:lineRule="auto"/>
-              <w:rPr>
-                <w:rFonts w:ascii="Times New Roman" w:eastAsia="Times New Roman" w:hAnsi="Times New Roman" w:cs="Times New Roman"/>
-                <w:sz w:val="40"/>
-                <w:szCs w:val="40"/>
-                <w:lang w:eastAsia="it-IT"/>
-              </w:rPr>
-            </w:pPr>
-            <w:r>
-              <w:rPr>
-                <w:rFonts w:ascii="Times New Roman" w:eastAsia="Times New Roman" w:hAnsi="Times New Roman" w:cs="Times New Roman"/>
-                <w:sz w:val="40"/>
-                <w:szCs w:val="40"/>
-                <w:lang w:eastAsia="it-IT"/>
-              </w:rPr>
-              <w:t>Lista clienti</w:t>
-            </w:r>
-          </w:p>
-        </w:tc>
-        <w:tc>
-          <w:tcPr>
-            <w:tcW w:w="1514" w:type="dxa"/>
-            <w:vAlign w:val="center"/>
-            <w:hideMark/>
-          </w:tcPr>
-          <w:p>
-            <w:pPr>
-              <w:spacing w:after="0" w:line="240" w:lineRule="auto"/>
-              <w:rPr>
-                <w:rFonts w:ascii="Times New Roman" w:eastAsia="Times New Roman" w:hAnsi="Times New Roman" w:cs="Times New Roman"/>
-                <w:sz w:val="40"/>
-                <w:szCs w:val="40"/>
-                <w:lang w:eastAsia="it-IT"/>
-              </w:rPr>
-            </w:pPr>
-            <w:r>
-              <w:rPr>
-                <w:rFonts w:ascii="Segoe UI Emoji" w:eastAsia="Times New Roman" w:hAnsi="Segoe UI Emoji" w:cs="Segoe UI Emoji"/>
-                <w:sz w:val="40"/>
-                <w:szCs w:val="40"/>
-                <w:lang w:eastAsia="it-IT"/>
-              </w:rPr>
-              <w:t>❌</w:t>
+            <w:r>
+              <w:t>Recupera categoria per ID</w:t>
+            </w:r>
+          </w:p>
+        </w:tc>
+        <w:tc>
+          <w:tcPr>
+            <w:tcW w:w="1671" w:type="dxa"/>
+            <w:vAlign w:val="center"/>
+            <w:hideMark/>
+          </w:tcPr>
+          <w:p>
+            <w:r>
+              <w:t>READ</w:t>
+            </w:r>
+          </w:p>
+        </w:tc>
+        <w:tc>
+          <w:tcPr>
+            <w:tcW w:w="1231" w:type="dxa"/>
+            <w:vAlign w:val="center"/>
+            <w:hideMark/>
+          </w:tcPr>
+          <w:p>
+            <w:r>
+              <w:t>Pubblica</w:t>
             </w:r>
           </w:p>
         </w:tc>
@@ -950,28 +660,25 @@
         </w:trPr>
         <w:tc>
           <w:tcPr>
-            <w:tcW w:w="1656" w:type="dxa"/>
-            <w:vAlign w:val="center"/>
-            <w:hideMark/>
-          </w:tcPr>
-          <w:p>
-            <w:pPr>
-              <w:spacing w:after="0" w:line="240" w:lineRule="auto"/>
-              <w:rPr>
-                <w:rFonts w:ascii="Times New Roman" w:eastAsia="Times New Roman" w:hAnsi="Times New Roman" w:cs="Times New Roman"/>
-                <w:sz w:val="40"/>
-                <w:szCs w:val="40"/>
-                <w:lang w:eastAsia="it-IT"/>
-              </w:rPr>
-            </w:pPr>
-            <w:r>
-              <w:rPr>
-                <w:rFonts w:ascii="Times New Roman" w:eastAsia="Times New Roman" w:hAnsi="Times New Roman" w:cs="Times New Roman"/>
-                <w:sz w:val="40"/>
-                <w:szCs w:val="40"/>
-                <w:lang w:eastAsia="it-IT"/>
-              </w:rPr>
-              <w:t>GET</w:t>
+            <w:tcW w:w="1231" w:type="dxa"/>
+            <w:vAlign w:val="center"/>
+            <w:hideMark/>
+          </w:tcPr>
+          <w:p>
+            <w:r>
+              <w:t>POST</w:t>
+            </w:r>
+          </w:p>
+        </w:tc>
+        <w:tc>
+          <w:tcPr>
+            <w:tcW w:w="2096" w:type="dxa"/>
+            <w:vAlign w:val="center"/>
+            <w:hideMark/>
+          </w:tcPr>
+          <w:p>
+            <w:r>
+              <w:t>/api/categorie</w:t>
             </w:r>
           </w:p>
         </w:tc>
@@ -982,77 +689,32 @@
             <w:hideMark/>
           </w:tcPr>
           <w:p>
-            <w:pPr>
-              <w:spacing w:after="0" w:line="240" w:lineRule="auto"/>
-              <w:rPr>
-                <w:rFonts w:ascii="Times New Roman" w:eastAsia="Times New Roman" w:hAnsi="Times New Roman" w:cs="Times New Roman"/>
-                <w:sz w:val="40"/>
-                <w:szCs w:val="40"/>
-                <w:lang w:eastAsia="it-IT"/>
-              </w:rPr>
-            </w:pPr>
-            <w:r>
-              <w:rPr>
-                <w:rFonts w:ascii="Times New Roman" w:eastAsia="Times New Roman" w:hAnsi="Times New Roman" w:cs="Times New Roman"/>
-                <w:sz w:val="40"/>
-                <w:szCs w:val="40"/>
-                <w:lang w:eastAsia="it-IT"/>
-              </w:rPr>
-              <w:t>/api/clienti/:id</w:t>
-            </w:r>
-          </w:p>
-        </w:tc>
-        <w:tc>
-          <w:tcPr>
-            <w:tcW w:w="3089" w:type="dxa"/>
-            <w:vAlign w:val="center"/>
-            <w:hideMark/>
-          </w:tcPr>
-          <w:p>
-            <w:pPr>
-              <w:spacing w:after="0" w:line="240" w:lineRule="auto"/>
-              <w:rPr>
-                <w:rFonts w:ascii="Times New Roman" w:eastAsia="Times New Roman" w:hAnsi="Times New Roman" w:cs="Times New Roman"/>
-                <w:sz w:val="40"/>
-                <w:szCs w:val="40"/>
-                <w:lang w:eastAsia="it-IT"/>
-              </w:rPr>
-            </w:pPr>
-            <w:r>
-              <w:rPr>
-                <w:rFonts w:ascii="Times New Roman" w:eastAsia="Times New Roman" w:hAnsi="Times New Roman" w:cs="Times New Roman"/>
-                <w:sz w:val="40"/>
-                <w:szCs w:val="40"/>
-                <w:lang w:eastAsia="it-IT"/>
-              </w:rPr>
-              <w:t>Cliente singolo</w:t>
-            </w:r>
-          </w:p>
-        </w:tc>
-        <w:tc>
-          <w:tcPr>
-            <w:tcW w:w="1514" w:type="dxa"/>
-            <w:vAlign w:val="center"/>
-            <w:hideMark/>
-          </w:tcPr>
-          <w:p>
-            <w:pPr>
-              <w:spacing w:after="0" w:line="240" w:lineRule="auto"/>
-              <w:rPr>
-                <w:rFonts w:ascii="Times New Roman" w:eastAsia="Times New Roman" w:hAnsi="Times New Roman" w:cs="Times New Roman"/>
-                <w:sz w:val="40"/>
-                <w:szCs w:val="40"/>
-                <w:lang w:eastAsia="it-IT"/>
-              </w:rPr>
-            </w:pPr>
-            <w:r>
-              <w:rPr>
-                <w:rFonts w:ascii="Segoe UI Emoji" w:eastAsia="Times New Roman" w:hAnsi="Segoe UI Emoji" w:cs="Segoe UI Emoji"/>
-                <w:sz w:val="40"/>
-                <w:szCs w:val="40"/>
-                <w:lang w:eastAsia="it-IT"/>
-              </w:rPr>
-              <w:t>❌</w:t>
+            <w:r>
+              <w:t>Crea una nuova categoria</w:t>
+            </w:r>
+          </w:p>
+        </w:tc>
+        <w:tc>
+          <w:tcPr>
+            <w:tcW w:w="1671" w:type="dxa"/>
+            <w:vAlign w:val="center"/>
+            <w:hideMark/>
+          </w:tcPr>
+          <w:p>
+            <w:r>
+              <w:t>CREATE</w:t>
+            </w:r>
+          </w:p>
+        </w:tc>
+        <w:tc>
+          <w:tcPr>
+            <w:tcW w:w="1231" w:type="dxa"/>
+            <w:vAlign w:val="center"/>
+            <w:hideMark/>
+          </w:tcPr>
+          <w:p>
+            <w:r>
+              <w:t>Protetta</w:t>
             </w:r>
           </w:p>
         </w:tc>
@@ -1063,109 +725,61 @@
         </w:trPr>
         <w:tc>
           <w:tcPr>
-            <w:tcW w:w="1656" w:type="dxa"/>
-            <w:vAlign w:val="center"/>
-            <w:hideMark/>
-          </w:tcPr>
-          <w:p>
-            <w:pPr>
-              <w:spacing w:after="0" w:line="240" w:lineRule="auto"/>
-              <w:rPr>
-                <w:rFonts w:ascii="Times New Roman" w:eastAsia="Times New Roman" w:hAnsi="Times New Roman" w:cs="Times New Roman"/>
-                <w:sz w:val="40"/>
-                <w:szCs w:val="40"/>
-                <w:lang w:eastAsia="it-IT"/>
-              </w:rPr>
-            </w:pPr>
-            <w:r>
-              <w:rPr>
-                <w:rFonts w:ascii="Times New Roman" w:eastAsia="Times New Roman" w:hAnsi="Times New Roman" w:cs="Times New Roman"/>
-                <w:sz w:val="40"/>
-                <w:szCs w:val="40"/>
-                <w:lang w:eastAsia="it-IT"/>
-              </w:rPr>
+            <w:tcW w:w="1231" w:type="dxa"/>
+            <w:vAlign w:val="center"/>
+            <w:hideMark/>
+          </w:tcPr>
+          <w:p>
+            <w:r>
               <w:t>PUT</w:t>
             </w:r>
           </w:p>
         </w:tc>
         <w:tc>
           <w:tcPr>
+            <w:tcW w:w="2096" w:type="dxa"/>
+            <w:vAlign w:val="center"/>
+            <w:hideMark/>
+          </w:tcPr>
+          <w:p>
+            <w:r>
+              <w:t>/api/categorie/:id</w:t>
+            </w:r>
+          </w:p>
+        </w:tc>
+        <w:tc>
+          <w:tcPr>
             <w:tcW w:w="2947" w:type="dxa"/>
             <w:vAlign w:val="center"/>
             <w:hideMark/>
           </w:tcPr>
           <w:p>
-            <w:pPr>
-              <w:spacing w:after="0" w:line="240" w:lineRule="auto"/>
-              <w:rPr>
-                <w:rFonts w:ascii="Times New Roman" w:eastAsia="Times New Roman" w:hAnsi="Times New Roman" w:cs="Times New Roman"/>
-                <w:sz w:val="40"/>
-                <w:szCs w:val="40"/>
-                <w:lang w:eastAsia="it-IT"/>
-              </w:rPr>
-            </w:pPr>
-            <w:r>
-              <w:rPr>
-                <w:rFonts w:ascii="Times New Roman" w:eastAsia="Times New Roman" w:hAnsi="Times New Roman" w:cs="Times New Roman"/>
-                <w:sz w:val="40"/>
-                <w:szCs w:val="40"/>
-                <w:lang w:eastAsia="it-IT"/>
-              </w:rPr>
-              <w:t>/api/clienti/:id</w:t>
-            </w:r>
-          </w:p>
-        </w:tc>
-        <w:tc>
-          <w:tcPr>
-            <w:tcW w:w="3089" w:type="dxa"/>
-            <w:vAlign w:val="center"/>
-            <w:hideMark/>
-          </w:tcPr>
-          <w:p>
-            <w:pPr>
-              <w:spacing w:after="0" w:line="240" w:lineRule="auto"/>
-              <w:rPr>
-                <w:rFonts w:ascii="Times New Roman" w:eastAsia="Times New Roman" w:hAnsi="Times New Roman" w:cs="Times New Roman"/>
-                <w:sz w:val="40"/>
-                <w:szCs w:val="40"/>
-                <w:lang w:eastAsia="it-IT"/>
-              </w:rPr>
-            </w:pPr>
-            <w:r>
-              <w:rPr>
-                <w:rFonts w:ascii="Times New Roman" w:eastAsia="Times New Roman" w:hAnsi="Times New Roman" w:cs="Times New Roman"/>
-                <w:sz w:val="40"/>
-                <w:szCs w:val="40"/>
-                <w:lang w:eastAsia="it-IT"/>
-              </w:rPr>
-              <w:t>Modifica cliente</w:t>
-            </w:r>
-          </w:p>
-        </w:tc>
-        <w:tc>
-          <w:tcPr>
-            <w:tcW w:w="1514" w:type="dxa"/>
-            <w:vAlign w:val="center"/>
-            <w:hideMark/>
-          </w:tcPr>
-          <w:p>
-            <w:pPr>
-              <w:spacing w:after="0" w:line="240" w:lineRule="auto"/>
-              <w:rPr>
-                <w:rFonts w:ascii="Times New Roman" w:eastAsia="Times New Roman" w:hAnsi="Times New Roman" w:cs="Times New Roman"/>
-                <w:sz w:val="40"/>
-                <w:szCs w:val="40"/>
-                <w:lang w:eastAsia="it-IT"/>
-              </w:rPr>
-            </w:pPr>
-            <w:r>
-              <w:rPr>
-                <w:rFonts w:ascii="Segoe UI Emoji" w:eastAsia="Times New Roman" w:hAnsi="Segoe UI Emoji" w:cs="Segoe UI Emoji"/>
-                <w:sz w:val="40"/>
-                <w:szCs w:val="40"/>
-                <w:lang w:eastAsia="it-IT"/>
-              </w:rPr>
-              <w:t>✅</w:t>
+            <w:r>
+              <w:t>Modifica categoria</w:t>
+            </w:r>
+          </w:p>
+        </w:tc>
+        <w:tc>
+          <w:tcPr>
+            <w:tcW w:w="1671" w:type="dxa"/>
+            <w:vAlign w:val="center"/>
+            <w:hideMark/>
+          </w:tcPr>
+          <w:p>
+            <w:r>
+              <w:t>UPDATE</w:t>
+            </w:r>
+          </w:p>
+        </w:tc>
+        <w:tc>
+          <w:tcPr>
+            <w:tcW w:w="1231" w:type="dxa"/>
+            <w:vAlign w:val="center"/>
+            <w:hideMark/>
+          </w:tcPr>
+          <w:p>
+            <w:r>
+              <w:t>Protetta</w:t>
             </w:r>
           </w:p>
         </w:tc>
@@ -1176,28 +790,25 @@
         </w:trPr>
         <w:tc>
           <w:tcPr>
-            <w:tcW w:w="1656" w:type="dxa"/>
-            <w:vAlign w:val="center"/>
-            <w:hideMark/>
-          </w:tcPr>
-          <w:p>
-            <w:pPr>
-              <w:spacing w:after="0" w:line="240" w:lineRule="auto"/>
-              <w:rPr>
-                <w:rFonts w:ascii="Times New Roman" w:eastAsia="Times New Roman" w:hAnsi="Times New Roman" w:cs="Times New Roman"/>
-                <w:sz w:val="40"/>
-                <w:szCs w:val="40"/>
-                <w:lang w:eastAsia="it-IT"/>
-              </w:rPr>
-            </w:pPr>
-            <w:r>
-              <w:rPr>
-                <w:rFonts w:ascii="Times New Roman" w:eastAsia="Times New Roman" w:hAnsi="Times New Roman" w:cs="Times New Roman"/>
-                <w:sz w:val="40"/>
-                <w:szCs w:val="40"/>
-                <w:lang w:eastAsia="it-IT"/>
-              </w:rPr>
-              <w:t>POST</w:t>
+            <w:tcW w:w="1231" w:type="dxa"/>
+            <w:vAlign w:val="center"/>
+            <w:hideMark/>
+          </w:tcPr>
+          <w:p>
+            <w:r>
+              <w:t>DELETE</w:t>
+            </w:r>
+          </w:p>
+        </w:tc>
+        <w:tc>
+          <w:tcPr>
+            <w:tcW w:w="2096" w:type="dxa"/>
+            <w:vAlign w:val="center"/>
+            <w:hideMark/>
+          </w:tcPr>
+          <w:p>
+            <w:r>
+              <w:t>/api/categorie/:id</w:t>
             </w:r>
           </w:p>
         </w:tc>
@@ -1208,77 +819,32 @@
             <w:hideMark/>
           </w:tcPr>
           <w:p>
-            <w:pPr>
-              <w:spacing w:after="0" w:line="240" w:lineRule="auto"/>
-              <w:rPr>
-                <w:rFonts w:ascii="Times New Roman" w:eastAsia="Times New Roman" w:hAnsi="Times New Roman" w:cs="Times New Roman"/>
-                <w:sz w:val="40"/>
-                <w:szCs w:val="40"/>
-                <w:lang w:eastAsia="it-IT"/>
-              </w:rPr>
-            </w:pPr>
-            <w:r>
-              <w:rPr>
-                <w:rFonts w:ascii="Times New Roman" w:eastAsia="Times New Roman" w:hAnsi="Times New Roman" w:cs="Times New Roman"/>
-                <w:sz w:val="40"/>
-                <w:szCs w:val="40"/>
-                <w:lang w:eastAsia="it-IT"/>
-              </w:rPr>
-              <w:t>/api/vendite</w:t>
-            </w:r>
-          </w:p>
-        </w:tc>
-        <w:tc>
-          <w:tcPr>
-            <w:tcW w:w="3089" w:type="dxa"/>
-            <w:vAlign w:val="center"/>
-            <w:hideMark/>
-          </w:tcPr>
-          <w:p>
-            <w:pPr>
-              <w:spacing w:after="0" w:line="240" w:lineRule="auto"/>
-              <w:rPr>
-                <w:rFonts w:ascii="Times New Roman" w:eastAsia="Times New Roman" w:hAnsi="Times New Roman" w:cs="Times New Roman"/>
-                <w:sz w:val="40"/>
-                <w:szCs w:val="40"/>
-                <w:lang w:eastAsia="it-IT"/>
-              </w:rPr>
-            </w:pPr>
-            <w:r>
-              <w:rPr>
-                <w:rFonts w:ascii="Times New Roman" w:eastAsia="Times New Roman" w:hAnsi="Times New Roman" w:cs="Times New Roman"/>
-                <w:sz w:val="40"/>
-                <w:szCs w:val="40"/>
-                <w:lang w:eastAsia="it-IT"/>
-              </w:rPr>
-              <w:t>Crea vendita</w:t>
-            </w:r>
-          </w:p>
-        </w:tc>
-        <w:tc>
-          <w:tcPr>
-            <w:tcW w:w="1514" w:type="dxa"/>
-            <w:vAlign w:val="center"/>
-            <w:hideMark/>
-          </w:tcPr>
-          <w:p>
-            <w:pPr>
-              <w:spacing w:after="0" w:line="240" w:lineRule="auto"/>
-              <w:rPr>
-                <w:rFonts w:ascii="Times New Roman" w:eastAsia="Times New Roman" w:hAnsi="Times New Roman" w:cs="Times New Roman"/>
-                <w:sz w:val="40"/>
-                <w:szCs w:val="40"/>
-                <w:lang w:eastAsia="it-IT"/>
-              </w:rPr>
-            </w:pPr>
-            <w:r>
-              <w:rPr>
-                <w:rFonts w:ascii="Segoe UI Emoji" w:eastAsia="Times New Roman" w:hAnsi="Segoe UI Emoji" w:cs="Segoe UI Emoji"/>
-                <w:sz w:val="40"/>
-                <w:szCs w:val="40"/>
-                <w:lang w:eastAsia="it-IT"/>
-              </w:rPr>
-              <w:t>✅</w:t>
+            <w:r>
+              <w:t>Elimina categoria</w:t>
+            </w:r>
+          </w:p>
+        </w:tc>
+        <w:tc>
+          <w:tcPr>
+            <w:tcW w:w="1671" w:type="dxa"/>
+            <w:vAlign w:val="center"/>
+            <w:hideMark/>
+          </w:tcPr>
+          <w:p>
+            <w:r>
+              <w:t>DELETE</w:t>
+            </w:r>
+          </w:p>
+        </w:tc>
+        <w:tc>
+          <w:tcPr>
+            <w:tcW w:w="1231" w:type="dxa"/>
+            <w:vAlign w:val="center"/>
+            <w:hideMark/>
+          </w:tcPr>
+          <w:p>
+            <w:r>
+              <w:t>Protetta</w:t>
             </w:r>
           </w:p>
         </w:tc>
@@ -1289,149 +855,522 @@
         </w:trPr>
         <w:tc>
           <w:tcPr>
-            <w:tcW w:w="1656" w:type="dxa"/>
-            <w:vAlign w:val="center"/>
-            <w:hideMark/>
-          </w:tcPr>
-          <w:p>
-            <w:pPr>
-              <w:spacing w:after="0" w:line="240" w:lineRule="auto"/>
-              <w:rPr>
-                <w:rFonts w:ascii="Times New Roman" w:eastAsia="Times New Roman" w:hAnsi="Times New Roman" w:cs="Times New Roman"/>
-                <w:sz w:val="40"/>
-                <w:szCs w:val="40"/>
-                <w:lang w:eastAsia="it-IT"/>
-              </w:rPr>
-            </w:pPr>
-            <w:r>
-              <w:rPr>
-                <w:rFonts w:ascii="Times New Roman" w:eastAsia="Times New Roman" w:hAnsi="Times New Roman" w:cs="Times New Roman"/>
-                <w:sz w:val="40"/>
-                <w:szCs w:val="40"/>
-                <w:lang w:eastAsia="it-IT"/>
-              </w:rPr>
+            <w:tcW w:w="1231" w:type="dxa"/>
+            <w:vAlign w:val="center"/>
+            <w:hideMark/>
+          </w:tcPr>
+          <w:p>
+            <w:r>
               <w:t>POST</w:t>
             </w:r>
           </w:p>
         </w:tc>
         <w:tc>
           <w:tcPr>
+            <w:tcW w:w="2096" w:type="dxa"/>
+            <w:vAlign w:val="center"/>
+            <w:hideMark/>
+          </w:tcPr>
+          <w:p>
+            <w:r>
+              <w:t>/api/clienti</w:t>
+            </w:r>
+          </w:p>
+        </w:tc>
+        <w:tc>
+          <w:tcPr>
             <w:tcW w:w="2947" w:type="dxa"/>
             <w:vAlign w:val="center"/>
             <w:hideMark/>
           </w:tcPr>
           <w:p>
-            <w:pPr>
-              <w:spacing w:after="0" w:line="240" w:lineRule="auto"/>
-              <w:rPr>
-                <w:rFonts w:ascii="Times New Roman" w:eastAsia="Times New Roman" w:hAnsi="Times New Roman" w:cs="Times New Roman"/>
-                <w:sz w:val="40"/>
-                <w:szCs w:val="40"/>
-                <w:lang w:eastAsia="it-IT"/>
-              </w:rPr>
-            </w:pPr>
-            <w:r>
-              <w:rPr>
-                <w:rFonts w:ascii="Times New Roman" w:eastAsia="Times New Roman" w:hAnsi="Times New Roman" w:cs="Times New Roman"/>
-                <w:sz w:val="40"/>
-                <w:szCs w:val="40"/>
-                <w:lang w:eastAsia="it-IT"/>
-              </w:rPr>
-              <w:t>/api/</w:t>
-            </w:r>
-            <w:proofErr w:type="spellStart"/>
-            <w:r>
-              <w:rPr>
-                <w:rFonts w:ascii="Times New Roman" w:eastAsia="Times New Roman" w:hAnsi="Times New Roman" w:cs="Times New Roman"/>
-                <w:sz w:val="40"/>
-                <w:szCs w:val="40"/>
-                <w:lang w:eastAsia="it-IT"/>
-              </w:rPr>
-              <w:t>auth</w:t>
-            </w:r>
-            <w:proofErr w:type="spellEnd"/>
-            <w:r>
-              <w:rPr>
-                <w:rFonts w:ascii="Times New Roman" w:eastAsia="Times New Roman" w:hAnsi="Times New Roman" w:cs="Times New Roman"/>
-                <w:sz w:val="40"/>
-                <w:szCs w:val="40"/>
-                <w:lang w:eastAsia="it-IT"/>
-              </w:rPr>
-              <w:t>/login</w:t>
-            </w:r>
-          </w:p>
-        </w:tc>
-        <w:tc>
-          <w:tcPr>
-            <w:tcW w:w="3089" w:type="dxa"/>
-            <w:vAlign w:val="center"/>
-            <w:hideMark/>
-          </w:tcPr>
-          <w:p>
-            <w:pPr>
-              <w:spacing w:after="0" w:line="240" w:lineRule="auto"/>
-              <w:rPr>
-                <w:rFonts w:ascii="Times New Roman" w:eastAsia="Times New Roman" w:hAnsi="Times New Roman" w:cs="Times New Roman"/>
-                <w:sz w:val="40"/>
-                <w:szCs w:val="40"/>
-                <w:lang w:eastAsia="it-IT"/>
-              </w:rPr>
-            </w:pPr>
-            <w:r>
-              <w:rPr>
-                <w:rFonts w:ascii="Times New Roman" w:eastAsia="Times New Roman" w:hAnsi="Times New Roman" w:cs="Times New Roman"/>
-                <w:sz w:val="40"/>
-                <w:szCs w:val="40"/>
-                <w:lang w:eastAsia="it-IT"/>
-              </w:rPr>
-              <w:t>Login (</w:t>
-            </w:r>
-            <w:proofErr w:type="spellStart"/>
-            <w:r>
-              <w:rPr>
-                <w:rFonts w:ascii="Times New Roman" w:eastAsia="Times New Roman" w:hAnsi="Times New Roman" w:cs="Times New Roman"/>
-                <w:sz w:val="40"/>
-                <w:szCs w:val="40"/>
-                <w:lang w:eastAsia="it-IT"/>
-              </w:rPr>
-              <w:t>mock</w:t>
-            </w:r>
-            <w:proofErr w:type="spellEnd"/>
-            <w:r>
-              <w:rPr>
-                <w:rFonts w:ascii="Times New Roman" w:eastAsia="Times New Roman" w:hAnsi="Times New Roman" w:cs="Times New Roman"/>
-                <w:sz w:val="40"/>
-                <w:szCs w:val="40"/>
-                <w:lang w:eastAsia="it-IT"/>
-              </w:rPr>
-              <w:t>)</w:t>
-            </w:r>
-          </w:p>
-        </w:tc>
-        <w:tc>
-          <w:tcPr>
-            <w:tcW w:w="1514" w:type="dxa"/>
-            <w:vAlign w:val="center"/>
-            <w:hideMark/>
-          </w:tcPr>
-          <w:p>
-            <w:pPr>
-              <w:spacing w:after="0" w:line="240" w:lineRule="auto"/>
-              <w:rPr>
-                <w:rFonts w:ascii="Times New Roman" w:eastAsia="Times New Roman" w:hAnsi="Times New Roman" w:cs="Times New Roman"/>
-                <w:sz w:val="40"/>
-                <w:szCs w:val="40"/>
-                <w:lang w:eastAsia="it-IT"/>
-              </w:rPr>
-            </w:pPr>
-            <w:r>
-              <w:rPr>
-                <w:rFonts w:ascii="Segoe UI Emoji" w:eastAsia="Times New Roman" w:hAnsi="Segoe UI Emoji" w:cs="Segoe UI Emoji"/>
-                <w:sz w:val="40"/>
-                <w:szCs w:val="40"/>
-                <w:lang w:eastAsia="it-IT"/>
-              </w:rPr>
-              <w:t>❌</w:t>
+            <w:r>
+              <w:t>Crea un nuovo cliente</w:t>
+            </w:r>
+          </w:p>
+        </w:tc>
+        <w:tc>
+          <w:tcPr>
+            <w:tcW w:w="1671" w:type="dxa"/>
+            <w:vAlign w:val="center"/>
+            <w:hideMark/>
+          </w:tcPr>
+          <w:p>
+            <w:r>
+              <w:t>CREATE</w:t>
+            </w:r>
+          </w:p>
+        </w:tc>
+        <w:tc>
+          <w:tcPr>
+            <w:tcW w:w="1231" w:type="dxa"/>
+            <w:vAlign w:val="center"/>
+            <w:hideMark/>
+          </w:tcPr>
+          <w:p>
+            <w:r>
+              <w:t>Pubblica</w:t>
+            </w:r>
+          </w:p>
+        </w:tc>
+      </w:tr>
+      <w:tr>
+        <w:trPr>
+          <w:tblCellSpacing w:w="15" w:type="dxa"/>
+        </w:trPr>
+        <w:tc>
+          <w:tcPr>
+            <w:tcW w:w="1231" w:type="dxa"/>
+            <w:vAlign w:val="center"/>
+            <w:hideMark/>
+          </w:tcPr>
+          <w:p>
+            <w:r>
+              <w:t>GET</w:t>
+            </w:r>
+          </w:p>
+        </w:tc>
+        <w:tc>
+          <w:tcPr>
+            <w:tcW w:w="2096" w:type="dxa"/>
+            <w:vAlign w:val="center"/>
+            <w:hideMark/>
+          </w:tcPr>
+          <w:p>
+            <w:r>
+              <w:t>/api/clienti</w:t>
+            </w:r>
+          </w:p>
+        </w:tc>
+        <w:tc>
+          <w:tcPr>
+            <w:tcW w:w="2947" w:type="dxa"/>
+            <w:vAlign w:val="center"/>
+            <w:hideMark/>
+          </w:tcPr>
+          <w:p>
+            <w:r>
+              <w:t>Recupera tutti i clienti</w:t>
+            </w:r>
+          </w:p>
+        </w:tc>
+        <w:tc>
+          <w:tcPr>
+            <w:tcW w:w="1671" w:type="dxa"/>
+            <w:vAlign w:val="center"/>
+            <w:hideMark/>
+          </w:tcPr>
+          <w:p>
+            <w:r>
+              <w:t>READ</w:t>
+            </w:r>
+          </w:p>
+        </w:tc>
+        <w:tc>
+          <w:tcPr>
+            <w:tcW w:w="1231" w:type="dxa"/>
+            <w:vAlign w:val="center"/>
+            <w:hideMark/>
+          </w:tcPr>
+          <w:p>
+            <w:r>
+              <w:t>Protetta</w:t>
+            </w:r>
+          </w:p>
+        </w:tc>
+      </w:tr>
+      <w:tr>
+        <w:trPr>
+          <w:tblCellSpacing w:w="15" w:type="dxa"/>
+        </w:trPr>
+        <w:tc>
+          <w:tcPr>
+            <w:tcW w:w="1231" w:type="dxa"/>
+            <w:vAlign w:val="center"/>
+            <w:hideMark/>
+          </w:tcPr>
+          <w:p>
+            <w:r>
+              <w:t>GET</w:t>
+            </w:r>
+          </w:p>
+        </w:tc>
+        <w:tc>
+          <w:tcPr>
+            <w:tcW w:w="2096" w:type="dxa"/>
+            <w:vAlign w:val="center"/>
+            <w:hideMark/>
+          </w:tcPr>
+          <w:p>
+            <w:r>
+              <w:t>/api/clienti/:id</w:t>
+            </w:r>
+          </w:p>
+        </w:tc>
+        <w:tc>
+          <w:tcPr>
+            <w:tcW w:w="2947" w:type="dxa"/>
+            <w:vAlign w:val="center"/>
+            <w:hideMark/>
+          </w:tcPr>
+          <w:p>
+            <w:r>
+              <w:t>Recupera cliente per ID</w:t>
+            </w:r>
+          </w:p>
+        </w:tc>
+        <w:tc>
+          <w:tcPr>
+            <w:tcW w:w="1671" w:type="dxa"/>
+            <w:vAlign w:val="center"/>
+            <w:hideMark/>
+          </w:tcPr>
+          <w:p>
+            <w:r>
+              <w:t>READ</w:t>
+            </w:r>
+          </w:p>
+        </w:tc>
+        <w:tc>
+          <w:tcPr>
+            <w:tcW w:w="1231" w:type="dxa"/>
+            <w:vAlign w:val="center"/>
+            <w:hideMark/>
+          </w:tcPr>
+          <w:p>
+            <w:r>
+              <w:t>Protetta</w:t>
+            </w:r>
+          </w:p>
+        </w:tc>
+      </w:tr>
+      <w:tr>
+        <w:trPr>
+          <w:tblCellSpacing w:w="15" w:type="dxa"/>
+        </w:trPr>
+        <w:tc>
+          <w:tcPr>
+            <w:tcW w:w="1231" w:type="dxa"/>
+            <w:vAlign w:val="center"/>
+            <w:hideMark/>
+          </w:tcPr>
+          <w:p>
+            <w:r>
+              <w:t>PUT</w:t>
+            </w:r>
+          </w:p>
+        </w:tc>
+        <w:tc>
+          <w:tcPr>
+            <w:tcW w:w="2096" w:type="dxa"/>
+            <w:vAlign w:val="center"/>
+            <w:hideMark/>
+          </w:tcPr>
+          <w:p>
+            <w:r>
+              <w:t>/api/clienti/:id</w:t>
+            </w:r>
+          </w:p>
+        </w:tc>
+        <w:tc>
+          <w:tcPr>
+            <w:tcW w:w="2947" w:type="dxa"/>
+            <w:vAlign w:val="center"/>
+            <w:hideMark/>
+          </w:tcPr>
+          <w:p>
+            <w:r>
+              <w:t>Modifica cliente</w:t>
+            </w:r>
+          </w:p>
+        </w:tc>
+        <w:tc>
+          <w:tcPr>
+            <w:tcW w:w="1671" w:type="dxa"/>
+            <w:vAlign w:val="center"/>
+            <w:hideMark/>
+          </w:tcPr>
+          <w:p>
+            <w:r>
+              <w:t>UPDATE</w:t>
+            </w:r>
+          </w:p>
+        </w:tc>
+        <w:tc>
+          <w:tcPr>
+            <w:tcW w:w="1231" w:type="dxa"/>
+            <w:vAlign w:val="center"/>
+            <w:hideMark/>
+          </w:tcPr>
+          <w:p>
+            <w:r>
+              <w:t>Protetta</w:t>
+            </w:r>
+          </w:p>
+        </w:tc>
+      </w:tr>
+      <w:tr>
+        <w:trPr>
+          <w:tblCellSpacing w:w="15" w:type="dxa"/>
+        </w:trPr>
+        <w:tc>
+          <w:tcPr>
+            <w:tcW w:w="1231" w:type="dxa"/>
+            <w:vAlign w:val="center"/>
+            <w:hideMark/>
+          </w:tcPr>
+          <w:p>
+            <w:r>
+              <w:t>DELETE</w:t>
+            </w:r>
+          </w:p>
+        </w:tc>
+        <w:tc>
+          <w:tcPr>
+            <w:tcW w:w="2096" w:type="dxa"/>
+            <w:vAlign w:val="center"/>
+            <w:hideMark/>
+          </w:tcPr>
+          <w:p>
+            <w:r>
+              <w:t>/api/clienti/:id</w:t>
+            </w:r>
+          </w:p>
+        </w:tc>
+        <w:tc>
+          <w:tcPr>
+            <w:tcW w:w="2947" w:type="dxa"/>
+            <w:vAlign w:val="center"/>
+            <w:hideMark/>
+          </w:tcPr>
+          <w:p>
+            <w:r>
+              <w:t>Elimina cliente</w:t>
+            </w:r>
+          </w:p>
+        </w:tc>
+        <w:tc>
+          <w:tcPr>
+            <w:tcW w:w="1671" w:type="dxa"/>
+            <w:vAlign w:val="center"/>
+            <w:hideMark/>
+          </w:tcPr>
+          <w:p>
+            <w:r>
+              <w:t>DELETE</w:t>
+            </w:r>
+          </w:p>
+        </w:tc>
+        <w:tc>
+          <w:tcPr>
+            <w:tcW w:w="1231" w:type="dxa"/>
+            <w:vAlign w:val="center"/>
+            <w:hideMark/>
+          </w:tcPr>
+          <w:p>
+            <w:r>
+              <w:t>Protetta</w:t>
+            </w:r>
+          </w:p>
+        </w:tc>
+      </w:tr>
+      <w:tr>
+        <w:trPr>
+          <w:tblCellSpacing w:w="15" w:type="dxa"/>
+        </w:trPr>
+        <w:tc>
+          <w:tcPr>
+            <w:tcW w:w="1231" w:type="dxa"/>
+            <w:vAlign w:val="center"/>
+            <w:hideMark/>
+          </w:tcPr>
+          <w:p>
+            <w:r>
+              <w:t>POST</w:t>
+            </w:r>
+          </w:p>
+        </w:tc>
+        <w:tc>
+          <w:tcPr>
+            <w:tcW w:w="2096" w:type="dxa"/>
+            <w:vAlign w:val="center"/>
+            <w:hideMark/>
+          </w:tcPr>
+          <w:p>
+            <w:r>
+              <w:t>/api/vendite</w:t>
+            </w:r>
+          </w:p>
+        </w:tc>
+        <w:tc>
+          <w:tcPr>
+            <w:tcW w:w="2947" w:type="dxa"/>
+            <w:vAlign w:val="center"/>
+            <w:hideMark/>
+          </w:tcPr>
+          <w:p>
+            <w:r>
+              <w:t>Crea una nuova vendita con dettagli</w:t>
+            </w:r>
+            <w:r>
+              <w:t xml:space="preserve"> </w:t>
+            </w:r>
+            <w:r>
+              <w:t>(transazione)</w:t>
+            </w:r>
+          </w:p>
+        </w:tc>
+        <w:tc>
+          <w:tcPr>
+            <w:tcW w:w="1671" w:type="dxa"/>
+            <w:vAlign w:val="center"/>
+            <w:hideMark/>
+          </w:tcPr>
+          <w:p>
+            <w:r>
+              <w:t>CREATE</w:t>
+            </w:r>
+          </w:p>
+        </w:tc>
+        <w:tc>
+          <w:tcPr>
+            <w:tcW w:w="1231" w:type="dxa"/>
+            <w:vAlign w:val="center"/>
+            <w:hideMark/>
+          </w:tcPr>
+          <w:p>
+            <w:r>
+              <w:t>Pubblica</w:t>
+            </w:r>
+          </w:p>
+        </w:tc>
+      </w:tr>
+      <w:tr>
+        <w:trPr>
+          <w:tblCellSpacing w:w="15" w:type="dxa"/>
+        </w:trPr>
+        <w:tc>
+          <w:tcPr>
+            <w:tcW w:w="1231" w:type="dxa"/>
+            <w:vAlign w:val="center"/>
+            <w:hideMark/>
+          </w:tcPr>
+          <w:p>
+            <w:r>
+              <w:t>GET</w:t>
+            </w:r>
+          </w:p>
+        </w:tc>
+        <w:tc>
+          <w:tcPr>
+            <w:tcW w:w="2096" w:type="dxa"/>
+            <w:vAlign w:val="center"/>
+            <w:hideMark/>
+          </w:tcPr>
+          <w:p>
+            <w:r>
+              <w:t>/api/vendite</w:t>
+            </w:r>
+          </w:p>
+        </w:tc>
+        <w:tc>
+          <w:tcPr>
+            <w:tcW w:w="2947" w:type="dxa"/>
+            <w:vAlign w:val="center"/>
+            <w:hideMark/>
+          </w:tcPr>
+          <w:p>
+            <w:r>
+              <w:t>Recupera tutte le vendite con cliente</w:t>
+            </w:r>
+          </w:p>
+        </w:tc>
+        <w:tc>
+          <w:tcPr>
+            <w:tcW w:w="1671" w:type="dxa"/>
+            <w:vAlign w:val="center"/>
+            <w:hideMark/>
+          </w:tcPr>
+          <w:p>
+            <w:r>
+              <w:t>READ</w:t>
+            </w:r>
+          </w:p>
+        </w:tc>
+        <w:tc>
+          <w:tcPr>
+            <w:tcW w:w="1231" w:type="dxa"/>
+            <w:vAlign w:val="center"/>
+            <w:hideMark/>
+          </w:tcPr>
+          <w:p>
+            <w:r>
+              <w:t>Protetta</w:t>
+            </w:r>
+          </w:p>
+        </w:tc>
+      </w:tr>
+      <w:tr>
+        <w:trPr>
+          <w:tblCellSpacing w:w="15" w:type="dxa"/>
+        </w:trPr>
+        <w:tc>
+          <w:tcPr>
+            <w:tcW w:w="1231" w:type="dxa"/>
+            <w:vAlign w:val="center"/>
+            <w:hideMark/>
+          </w:tcPr>
+          <w:p>
+            <w:r>
+              <w:t>GET</w:t>
+            </w:r>
+          </w:p>
+        </w:tc>
+        <w:tc>
+          <w:tcPr>
+            <w:tcW w:w="2096" w:type="dxa"/>
+            <w:vAlign w:val="center"/>
+            <w:hideMark/>
+          </w:tcPr>
+          <w:p>
+            <w:r>
+              <w:t>/api/vendite/:id</w:t>
+            </w:r>
+          </w:p>
+        </w:tc>
+        <w:tc>
+          <w:tcPr>
+            <w:tcW w:w="2947" w:type="dxa"/>
+            <w:vAlign w:val="center"/>
+            <w:hideMark/>
+          </w:tcPr>
+          <w:p>
+            <w:r>
+              <w:t>Recupera dettaglio vendita con articoli</w:t>
+            </w:r>
+          </w:p>
+        </w:tc>
+        <w:tc>
+          <w:tcPr>
+            <w:tcW w:w="1671" w:type="dxa"/>
+            <w:vAlign w:val="center"/>
+            <w:hideMark/>
+          </w:tcPr>
+          <w:p>
+            <w:r>
+              <w:t>READ</w:t>
+            </w:r>
+          </w:p>
+        </w:tc>
+        <w:tc>
+          <w:tcPr>
+            <w:tcW w:w="1231" w:type="dxa"/>
+            <w:vAlign w:val="center"/>
+            <w:hideMark/>
+          </w:tcPr>
+          <w:p>
+            <w:r>
+              <w:t>Protetta</w:t>
             </w:r>
           </w:p>
         </w:tc>
@@ -2049,7 +1988,6 @@
   <w:style w:type="character" w:default="1" w:styleId="Carpredefinitoparagrafo">
     <w:name w:val="Default Paragraph Font"/>
     <w:uiPriority w:val="1"/>
-    <w:semiHidden/>
     <w:unhideWhenUsed/>
   </w:style>
   <w:style w:type="table" w:default="1" w:styleId="Tabellanormale">
@@ -2361,6 +2299,19 @@
       <w:smallCaps/>
       <w:color w:val="2F5496" w:themeColor="accent1" w:themeShade="BF"/>
       <w:spacing w:val="5"/>
+    </w:rPr>
+  </w:style>
+  <w:style w:type="character" w:styleId="CodiceHTML">
+    <w:name w:val="HTML Code"/>
+    <w:basedOn w:val="Carpredefinitoparagrafo"/>
+    <w:uiPriority w:val="99"/>
+    <w:semiHidden/>
+    <w:unhideWhenUsed/>
+    <w:rsid w:val="002C4A9E"/>
+    <w:rPr>
+      <w:rFonts w:ascii="Courier New" w:eastAsia="Times New Roman" w:hAnsi="Courier New" w:cs="Courier New"/>
+      <w:sz w:val="20"/>
+      <w:szCs w:val="20"/>
     </w:rPr>
   </w:style>
 </w:styles>
